--- a/Teste de sistema/Users/Bugs/a corrigir/Dandara - relatorio para correção gest_]ao de igrejas 1 - 2.docx
+++ b/Teste de sistema/Users/Bugs/a corrigir/Dandara - relatorio para correção gest_]ao de igrejas 1 - 2.docx
@@ -363,44 +363,23 @@
           <w:strike/>
           <w:color w:val="FF0000"/>
         </w:rPr>
-        <w:t xml:space="preserve">Erro </w:t>
-      </w:r>
-      <w:r>
+        <w:t>Erro 1: as imagens masculinas permanecem nos cadastros femininos, ai visitar os cadastros verifico que é pq está marcado com masculino no perfil.</w:t>
+      </w:r>
+    </w:p>
+    <w:p>
+      <w:pPr>
+        <w:pStyle w:val="Normal"/>
+        <w:jc w:val="both"/>
         <w:rPr>
           <w:strike/>
-          <w:color w:val="FF0000"/>
-        </w:rPr>
-        <w:t>1</w:t>
-      </w:r>
+        </w:rPr>
+      </w:pPr>
       <w:r>
         <w:rPr>
           <w:strike/>
           <w:color w:val="FF0000"/>
         </w:rPr>
-        <w:t>: as imagens masculinas permanecem nos cadastros femininos, ai visitar os cadastros verifico que é pq está marcado com masculino no perfil.</w:t>
-      </w:r>
-    </w:p>
-    <w:p>
-      <w:pPr>
-        <w:pStyle w:val="Normal"/>
-        <w:jc w:val="both"/>
-        <w:rPr>
-          <w:strike/>
-        </w:rPr>
-      </w:pPr>
-      <w:r>
-        <w:rPr>
-          <w:strike/>
-          <w:color w:val="FF0000"/>
-        </w:rPr>
-        <w:t xml:space="preserve">Erro 2: </w:t>
-      </w:r>
-      <w:r>
-        <w:rPr>
-          <w:strike/>
-          <w:color w:val="FF0000"/>
-        </w:rPr>
-        <w:t xml:space="preserve"> não consigo editar pois precisa de informações pessoais de cada pessoa, a exemplo se é batizado ou não, em qual local congrega...e consequentemente ao aplicar o filtro gênero masculino, aparecem todos os que estão selecionado masculino. </w:t>
+        <w:t xml:space="preserve">Erro 2:  não consigo editar pois precisa de informações pessoais de cada pessoa, a exemplo se é batizado ou não, em qual local congrega...e consequentemente ao aplicar o filtro gênero masculino, aparecem todos os que estão selecionado masculino. </w:t>
       </w:r>
     </w:p>
     <w:p>
@@ -936,13 +915,7 @@
         <w:rPr>
           <w:color w:val="00A933"/>
         </w:rPr>
-        <w:t xml:space="preserve"> </w:t>
-      </w:r>
-      <w:r>
-        <w:rPr>
-          <w:color w:val="00A933"/>
-        </w:rPr>
-        <w:t>(Não entendi)</w:t>
+        <w:t xml:space="preserve"> (Não entendi)</w:t>
       </w:r>
     </w:p>
     <w:p>
@@ -1892,6 +1865,21 @@
                               <w:t xml:space="preserve">Erro: A tela do Celular ao clicar em perfil fica incompleta.  </w:t>
                             </w:r>
                           </w:p>
+                          <w:p>
+                            <w:pPr>
+                              <w:pStyle w:val="Contedodoquadro"/>
+                              <w:spacing w:before="0" w:after="160"/>
+                              <w:rPr>
+                                <w:color w:val="81D41A"/>
+                              </w:rPr>
+                            </w:pPr>
+                            <w:r>
+                              <w:rPr>
+                                <w:color w:val="81D41A"/>
+                              </w:rPr>
+                              <w:t>Verificar a questão da configuração do celular</w:t>
+                            </w:r>
+                          </w:p>
                         </w:txbxContent>
                       </wps:txbx>
                       <wps:bodyPr anchor="t">
@@ -1924,6 +1912,21 @@
                           <w:color w:val="C00000"/>
                         </w:rPr>
                         <w:t xml:space="preserve">Erro: A tela do Celular ao clicar em perfil fica incompleta.  </w:t>
+                      </w:r>
+                    </w:p>
+                    <w:p>
+                      <w:pPr>
+                        <w:pStyle w:val="Contedodoquadro"/>
+                        <w:spacing w:before="0" w:after="160"/>
+                        <w:rPr>
+                          <w:color w:val="81D41A"/>
+                        </w:rPr>
+                      </w:pPr>
+                      <w:r>
+                        <w:rPr>
+                          <w:color w:val="81D41A"/>
+                        </w:rPr>
+                        <w:t>Verificar a questão da configuração do celular</w:t>
                       </w:r>
                     </w:p>
                   </w:txbxContent>
